--- a/Fase 2/Evidencias Proyecto/Evidencias de documentación/Politica_de_Privacidad_y_Terminos_y_Condiciones.docx
+++ b/Fase 2/Evidencias Proyecto/Evidencias de documentación/Politica_de_Privacidad_y_Terminos_y_Condiciones.docx
@@ -1303,7 +1303,7 @@
           <w:sz w:val="22"/>
           <w:szCs w:val="22"/>
         </w:rPr>
-        <w:t>Solo con proveedores que nos prestan servicios y actúan por nuestra cuenta (encargados de tratamiento), bajo contrato y con obligaciones de confidencialidad y seguridad: la pasarela de pago, el proveedor de alojamiento del sistema (servidores en Chile) y el servicio de envío de correos. No vendemos ni cedemos tus datos. Tus datos se alojan en Chile; si en el futuro se alojaran fuera del país, te informaremos y aplicaremos las garantías que exige la ley.</w:t>
+        <w:t>Solo con proveedores que nos prestan servicios y actúan por nuestra cuenta (encargados de tratamiento), bajo contrato y con obligaciones de confidencialidad y seguridad: la pasarela de pago, el proveedor de alojamiento del sistema (Supabase, con servidores en Estados Unidos) y el servicio de envío de correos. No vendemos ni cedemos tus datos. Tus datos se alojan fuera de Chile, en servidores de Supabase ubicados en Estados Unidos (región us-west-2, Oregón). Esta transferencia internacional se realiza con las garantías contractuales del proveedor, que aseguran un nivel adecuado de protección, conforme a la Ley N° 21.719.</w:t>
       </w:r>
     </w:p>
     <w:p>
